--- a/scripts/e2e/fixtures/word-sample-cover.docx
+++ b/scripts/e2e/fixtures/word-sample-cover.docx
@@ -213,7 +213,9 @@
     </w:tbl>
     <w:p/>
     <w:sectPr>
-      <w:pgSz w:w="11906" w:h="16838"/>
+      <w:pgSz w:w="11906" w:h="16838" w:code="9"/>
+      <w:pgMar w:top="1418" w:right="1418" w:bottom="1418" w:left="1418" w:header="851" w:footer="624" w:gutter="0"/>
+      <w:cols w:space="425"/>
     </w:sectPr>
   </w:body>
 </w:document>
